--- a/lab1/task_1/PDF1-звіт.docx
+++ b/lab1/task_1/PDF1-звіт.docx
@@ -82,18 +82,18 @@
           <w:noProof/>
         </w:rPr>
         <w:drawing>
-          <wp:anchor distT="0" distB="0" distL="114300" distR="114300" simplePos="0" relativeHeight="251660288" behindDoc="0" locked="0" layoutInCell="1" allowOverlap="1">
+          <wp:anchor distT="0" distB="0" distL="114300" distR="114300" simplePos="0" relativeHeight="251661312" behindDoc="0" locked="0" layoutInCell="1" allowOverlap="1">
             <wp:simplePos x="0" y="0"/>
             <wp:positionH relativeFrom="column">
-              <wp:posOffset>0</wp:posOffset>
+              <wp:posOffset>960024</wp:posOffset>
             </wp:positionH>
             <wp:positionV relativeFrom="paragraph">
-              <wp:posOffset>396240</wp:posOffset>
+              <wp:posOffset>3844952</wp:posOffset>
             </wp:positionV>
-            <wp:extent cx="5943600" cy="3453765"/>
-            <wp:effectExtent l="0" t="0" r="0" b="635"/>
+            <wp:extent cx="3125667" cy="2666360"/>
+            <wp:effectExtent l="0" t="0" r="0" b="1270"/>
             <wp:wrapNone/>
-            <wp:docPr id="2061610278" name="Picture 2"/>
+            <wp:docPr id="1541821018" name="Picture 1" descr="A screenshot of a computer&#10;&#10;AI-generated content may be incorrect."/>
             <wp:cNvGraphicFramePr>
               <a:graphicFrameLocks xmlns:a="http://schemas.openxmlformats.org/drawingml/2006/main" noChangeAspect="1"/>
             </wp:cNvGraphicFramePr>
@@ -101,7 +101,7 @@
               <a:graphicData uri="http://schemas.openxmlformats.org/drawingml/2006/picture">
                 <pic:pic xmlns:pic="http://schemas.openxmlformats.org/drawingml/2006/picture">
                   <pic:nvPicPr>
-                    <pic:cNvPr id="2061610278" name="Picture 2061610278"/>
+                    <pic:cNvPr id="1541821018" name="Picture 1" descr="A screenshot of a computer&#10;&#10;AI-generated content may be incorrect."/>
                     <pic:cNvPicPr/>
                   </pic:nvPicPr>
                   <pic:blipFill rotWithShape="1">
@@ -112,13 +112,13 @@
                         </a:ext>
                       </a:extLst>
                     </a:blip>
-                    <a:srcRect t="10233"/>
+                    <a:srcRect l="14480" t="11982" r="32922" b="18703"/>
                     <a:stretch/>
                   </pic:blipFill>
                   <pic:spPr bwMode="auto">
                     <a:xfrm>
                       <a:off x="0" y="0"/>
-                      <a:ext cx="5943600" cy="3453765"/>
+                      <a:ext cx="3125667" cy="2666360"/>
                     </a:xfrm>
                     <a:prstGeom prst="rect">
                       <a:avLst/>
@@ -135,6 +135,76 @@
                 </pic:pic>
               </a:graphicData>
             </a:graphic>
+            <wp14:sizeRelH relativeFrom="margin">
+              <wp14:pctWidth>0</wp14:pctWidth>
+            </wp14:sizeRelH>
+            <wp14:sizeRelV relativeFrom="margin">
+              <wp14:pctHeight>0</wp14:pctHeight>
+            </wp14:sizeRelV>
+          </wp:anchor>
+        </w:drawing>
+      </w:r>
+      <w:r>
+        <w:rPr>
+          <w:noProof/>
+        </w:rPr>
+        <w:drawing>
+          <wp:anchor distT="0" distB="0" distL="114300" distR="114300" simplePos="0" relativeHeight="251660288" behindDoc="0" locked="0" layoutInCell="1" allowOverlap="1">
+            <wp:simplePos x="0" y="0"/>
+            <wp:positionH relativeFrom="column">
+              <wp:posOffset>959867</wp:posOffset>
+            </wp:positionH>
+            <wp:positionV relativeFrom="paragraph">
+              <wp:posOffset>370910</wp:posOffset>
+            </wp:positionV>
+            <wp:extent cx="3026109" cy="3066415"/>
+            <wp:effectExtent l="0" t="0" r="0" b="0"/>
+            <wp:wrapNone/>
+            <wp:docPr id="239875425" name="Picture 2" descr="A screenshot of a computer&#10;&#10;AI-generated content may be incorrect."/>
+            <wp:cNvGraphicFramePr>
+              <a:graphicFrameLocks xmlns:a="http://schemas.openxmlformats.org/drawingml/2006/main" noChangeAspect="1"/>
+            </wp:cNvGraphicFramePr>
+            <a:graphic xmlns:a="http://schemas.openxmlformats.org/drawingml/2006/main">
+              <a:graphicData uri="http://schemas.openxmlformats.org/drawingml/2006/picture">
+                <pic:pic xmlns:pic="http://schemas.openxmlformats.org/drawingml/2006/picture">
+                  <pic:nvPicPr>
+                    <pic:cNvPr id="239875425" name="Picture 2" descr="A screenshot of a computer&#10;&#10;AI-generated content may be incorrect."/>
+                    <pic:cNvPicPr/>
+                  </pic:nvPicPr>
+                  <pic:blipFill rotWithShape="1">
+                    <a:blip r:embed="rId6" cstate="print">
+                      <a:extLst>
+                        <a:ext uri="{28A0092B-C50C-407E-A947-70E740481C1C}">
+                          <a14:useLocalDpi xmlns:a14="http://schemas.microsoft.com/office/drawing/2010/main" val="0"/>
+                        </a:ext>
+                      </a:extLst>
+                    </a:blip>
+                    <a:srcRect l="16150" t="9586" r="32932" b="10708"/>
+                    <a:stretch/>
+                  </pic:blipFill>
+                  <pic:spPr bwMode="auto">
+                    <a:xfrm>
+                      <a:off x="0" y="0"/>
+                      <a:ext cx="3026109" cy="3066415"/>
+                    </a:xfrm>
+                    <a:prstGeom prst="rect">
+                      <a:avLst/>
+                    </a:prstGeom>
+                    <a:ln>
+                      <a:noFill/>
+                    </a:ln>
+                    <a:extLst>
+                      <a:ext uri="{53640926-AAD7-44D8-BBD7-CCE9431645EC}">
+                        <a14:shadowObscured xmlns:a14="http://schemas.microsoft.com/office/drawing/2010/main"/>
+                      </a:ext>
+                    </a:extLst>
+                  </pic:spPr>
+                </pic:pic>
+              </a:graphicData>
+            </a:graphic>
+            <wp14:sizeRelH relativeFrom="margin">
+              <wp14:pctWidth>0</wp14:pctWidth>
+            </wp14:sizeRelH>
             <wp14:sizeRelV relativeFrom="margin">
               <wp14:pctHeight>0</wp14:pctHeight>
             </wp14:sizeRelV>
